--- a/poetry/freeform/flotsam-and-jetsam/i-am-from-the-future.docx
+++ b/poetry/freeform/flotsam-and-jetsam/i-am-from-the-future.docx
@@ -50,9 +50,12 @@
       </w:r>
       <w:r>
         <w:br/>
-      </w:r>
-      <w:r>
-        <w:t xml:space="preserve">And so I know that </w:t>
+        <w:t>like the oracle at Delphi,</w:t>
+      </w:r>
+    </w:p>
+    <w:p>
+      <w:r>
+        <w:t xml:space="preserve">and so I know that </w:t>
       </w:r>
       <w:r>
         <w:br/>
@@ -79,7 +82,10 @@
         <w:t xml:space="preserve">Inhabited only by </w:t>
       </w:r>
       <w:r>
-        <w:t xml:space="preserve">hateful </w:t>
+        <w:t>H</w:t>
+      </w:r>
+      <w:r>
+        <w:t xml:space="preserve">ateful </w:t>
       </w:r>
       <w:r>
         <w:t xml:space="preserve">germs, </w:t>
@@ -88,7 +94,13 @@
         <w:br/>
       </w:r>
       <w:r>
-        <w:t xml:space="preserve">And she will be gone. </w:t>
+        <w:t xml:space="preserve">And </w:t>
+      </w:r>
+      <w:r>
+        <w:t>S</w:t>
+      </w:r>
+      <w:r>
+        <w:t xml:space="preserve">he will be gone. </w:t>
       </w:r>
     </w:p>
     <w:sectPr>
